--- a/call-scripts/Fisher-Paykel-Healthcare-F1-Conversation-Script.docx
+++ b/call-scripts/Fisher-Paykel-Healthcare-F1-Conversation-Script.docx
@@ -872,7 +872,7 @@
         <w:t xml:space="preserve">Say it like this:</w:t>
       </w:r>
       <w:r>
-        <w:t xml:space="preserve"> "When CommScope looked at F1 for their RUCKUS wireless brand, we ran the process across all the teams and they ended up at Haas, with their kit running the team's operations. I'm not suggesting that model for you at all. It's more that the right fit came out of looking at everyone side by side."</w:t>
+        <w:t xml:space="preserve"> "When CommScope looked at F1 for their RUCKUS wireless brand, we ran the process across all the teams and they ended up at Haas, where their wireless does a real job in the team's operations. I'm not suggesting that model for you at all. It's more that the right fit came out of looking at everyone side by side."</w:t>
       </w:r>
     </w:p>
     <w:p>
